--- a/Documentation/Chapter_5_Conclusion_Recommendations.docx
+++ b/Documentation/Chapter_5_Conclusion_Recommendations.docx
@@ -70,13 +70,7 @@
         <w:jc w:val="both"/>
       </w:pPr>
       <w:r>
-        <w:rPr>
-          <w:rFonts w:ascii="Times New Roman" w:hAnsi="Times New Roman"/>
-          <w:b w:val="0"/>
-          <w:i w:val="0"/>
-          <w:sz w:val="24"/>
-        </w:rPr>
-        <w:t>This final year project addressed a critical technological challenge facing higher education institutions: the lack of a purpose-built digital communication platform that combines real-time messaging usability with verifiable message integrity, client-side data protection, and forward-looking quantum-resilient key exchange concepts. Existing institutional workflows rely heavily on general-purpose chat software, institutional email, and learning management systems that keep centralized database logs vulnerable to internal modifications, record deletion, and submission timestamp disputes.</w:t>
+        <w:t>This project tackled a core challenge in higher education digital infrastructure: designing a communication platform that combines real-time user responsiveness with cryptographic message verification, client-side data protection, and post-quantum key distribution concepts. Conventional academic communications rely on commercial chat tools, email, or LMS portals whose centralized database records remain exposed to internal modifications, timestamp tampering, and unresolvable administrative disputes.</w:t>
       </w:r>
     </w:p>
     <w:p>
@@ -85,13 +79,7 @@
         <w:jc w:val="both"/>
       </w:pPr>
       <w:r>
-        <w:rPr>
-          <w:rFonts w:ascii="Times New Roman" w:hAnsi="Times New Roman"/>
-          <w:b w:val="0"/>
-          <w:i w:val="0"/>
-          <w:sz w:val="24"/>
-        </w:rPr>
-        <w:t>To solve these vulnerabilities, the project designed, built, and evaluated QChat — a hybrid Web2/Web3 institutional messaging and file-sharing platform. The system was implemented as a three-layer architecture executing on a local development host environment:</w:t>
+        <w:t>To eliminate these vulnerabilities, we designed, built, and evaluated QChat—a hybrid Web2/Web3 institutional messaging system operating across three functional tiers:</w:t>
       </w:r>
     </w:p>
     <w:p>
@@ -101,13 +89,7 @@
         <w:ind w:left="360"/>
       </w:pPr>
       <w:r>
-        <w:rPr>
-          <w:rFonts w:ascii="Times New Roman" w:hAnsi="Times New Roman"/>
-          <w:b w:val="0"/>
-          <w:i w:val="0"/>
-          <w:sz w:val="24"/>
-        </w:rPr>
-        <w:t>Presentation Layer: A responsive Single Page Application built with React 19, TypeScript, and Vite, providing specialized user interfaces for student registration, lecturer identity verification, one-to-one real-time chat with sensitive mode controls, a community Q&amp;A board, and an administrator dashboard.</w:t>
+        <w:t>Presentation Tier — A responsive Single Page Application engineered with React 19, TypeScript, and Vite, featuring tailored screens for student registration, lecturer credential verification, sensitive-mode direct chat, community Q&amp;A forums, and administrative governance.</w:t>
       </w:r>
     </w:p>
     <w:p>
@@ -117,13 +99,7 @@
         <w:ind w:left="360"/>
       </w:pPr>
       <w:r>
-        <w:rPr>
-          <w:rFonts w:ascii="Times New Roman" w:hAnsi="Times New Roman"/>
-          <w:b w:val="0"/>
-          <w:i w:val="0"/>
-          <w:sz w:val="24"/>
-        </w:rPr>
-        <w:t>Application Layer: A Convex serverless cloud backend managing nine relational data models, handling real-time WebSocket queries and mutations, binary file storage buckets for document attachments, and user notification triggers.</w:t>
+        <w:t>Application Tier — A Convex serverless database managing nine relational collections, serving real-time WebSocket state subscriptions, binary document storage, and notification dispatches.</w:t>
       </w:r>
     </w:p>
     <w:p>
@@ -133,13 +109,7 @@
         <w:ind w:left="360"/>
       </w:pPr>
       <w:r>
-        <w:rPr>
-          <w:rFonts w:ascii="Times New Roman" w:hAnsi="Times New Roman"/>
-          <w:b w:val="0"/>
-          <w:i w:val="0"/>
-          <w:sz w:val="24"/>
-        </w:rPr>
-        <w:t>Verification Layer: A locally hosted Hyperledger Besu private blockchain network running under QBFT consensus (chainId: 1337) with zero gas fees. A Solidity smart contract (MessageVerifier.sol) permanently records SHA-256 digital message fingerprints and anchors administrator-verified user roles on-chain.</w:t>
+        <w:t>Verification Tier — A local Hyperledger Besu private blockchain running QBFT zero-gas consensus (ChainId 1337). A Solidity smart contract (MessageVerifier.sol) permanently records SHA-256 message digests and registers administrator-approved user roles on-chain.</w:t>
       </w:r>
     </w:p>
     <w:p>
@@ -148,13 +118,7 @@
         <w:jc w:val="both"/>
       </w:pPr>
       <w:r>
-        <w:rPr>
-          <w:rFonts w:ascii="Times New Roman" w:hAnsi="Times New Roman"/>
-          <w:b w:val="0"/>
-          <w:i w:val="0"/>
-          <w:sz w:val="24"/>
-        </w:rPr>
-        <w:t>Furthermore, the application integrates browser-native client cryptography using the Web Crypto API (window.crypto.subtle) to generate 2048-bit RSA-OAEP key pairs on first login and execute AES-GCM 256-bit symmetric protection for messages and file blobs directly in browser memory. To demonstrate post-quantum key generation principles, a custom TypeScript module (bb84.ts) simulates the BB84 Quantum Key Distribution protocol, executing random basis choice, qubit measurement, basis sifting, and Quantum Bit Error Rate (QBER) evaluation to derive 256-bit session keys.</w:t>
+        <w:t>In addition, QChat leverages browser-native cryptography via the Web Crypto API (window.crypto.subtle) to provision 2048-bit RSA-OAEP key pairs upon initial login and execute AES-GCM-256 payload encryption directly in client memory. To model post-quantum key agreement, a TypeScript BB84 simulation module (bb84.ts) simulates photon polarization exchanges, basis sifting, and QBER threshold evaluation to derive 256-bit symmetric session keys.</w:t>
       </w:r>
     </w:p>
     <w:p>
@@ -163,13 +127,7 @@
         <w:jc w:val="both"/>
       </w:pPr>
       <w:r>
-        <w:rPr>
-          <w:rFonts w:ascii="Times New Roman" w:hAnsi="Times New Roman"/>
-          <w:b w:val="0"/>
-          <w:i w:val="0"/>
-          <w:sz w:val="24"/>
-        </w:rPr>
-        <w:t>The system was evaluated through systematic unit testing, structured User Acceptance Testing (UAT) covering student, lecturer, and admin roles, and local performance benchmarking. Empirical results confirmed sub-second real-time sync (48 ms), rapid client data protection (2.1 ms), instantaneous BB84 simulation (12 ms), and local blockchain finality (380 ms) under zero gas parameters, with a 100% pass rate across all UAT scenarios.</w:t>
+        <w:t>System evaluation encompassed automated cryptographic unit tests, structured User Acceptance Testing (UAT) across student, lecturer, and administrator personas, and local performance benchmarking. Empirical results confirmed sub-50ms real-time data delivery (48 ms), low-latency encryption (2.1 ms), fast BB84 key simulation (12 ms), and quick zero-gas blockchain finality (380 ms), achieving a 100% pass rate across all UAT test cases.</w:t>
       </w:r>
     </w:p>
     <w:p>
@@ -194,13 +152,7 @@
         <w:jc w:val="both"/>
       </w:pPr>
       <w:r>
-        <w:rPr>
-          <w:rFonts w:ascii="Times New Roman" w:hAnsi="Times New Roman"/>
-          <w:b w:val="0"/>
-          <w:i w:val="0"/>
-          <w:sz w:val="24"/>
-        </w:rPr>
-        <w:t>Based on the empirical findings and development outcomes, the primary aim of this project was successfully achieved. The project conclusively demonstrated that a hybrid Web2/Web3 software architecture effectively resolves the traditional trade-off between real-time communication performance and unalterable auditability.</w:t>
+        <w:t>Empirical results demonstrate that the primary research objective was fully achieved. QChat proves that a hybrid Web2/Web3 architecture resolves the long-standing trade-off between real-time communication performance and un-manipulable ledger auditability.</w:t>
       </w:r>
     </w:p>
     <w:p>
@@ -224,22 +176,7 @@
         <w:jc w:val="both"/>
       </w:pPr>
       <w:r>
-        <w:rPr>
-          <w:rFonts w:ascii="Times New Roman" w:hAnsi="Times New Roman"/>
-          <w:b/>
-          <w:i w:val="0"/>
-          <w:sz w:val="24"/>
-        </w:rPr>
-        <w:t xml:space="preserve">Real-Time Usability and Serverless Architecture: </w:t>
-      </w:r>
-      <w:r>
-        <w:rPr>
-          <w:rFonts w:ascii="Times New Roman" w:hAnsi="Times New Roman"/>
-          <w:b w:val="0"/>
-          <w:i w:val="0"/>
-          <w:sz w:val="24"/>
-        </w:rPr>
-        <w:t>Offloading real-time data sync, Q&amp;A feeds, and file uploads to Convex serverless subscriptions preserves the instant responsiveness expected of modern messaging tools (sync latency &lt;50 ms), proving that Web3 integration does not require sacrificing user experience.</w:t>
+        <w:t>1. Real-Time Performance &amp; Serverless Execution — Offloading interactive chat streams, Q&amp;A feeds, and file uploads to Convex reactive subscriptions preserves sub-50ms delivery latency, confirming that Web3 auditing can be integrated without compromising user experience.</w:t>
       </w:r>
     </w:p>
     <w:p>
@@ -248,22 +185,7 @@
         <w:jc w:val="both"/>
       </w:pPr>
       <w:r>
-        <w:rPr>
-          <w:rFonts w:ascii="Times New Roman" w:hAnsi="Times New Roman"/>
-          <w:b/>
-          <w:i w:val="0"/>
-          <w:sz w:val="24"/>
-        </w:rPr>
-        <w:t xml:space="preserve">Decentralized Client-Side Confidentiality: </w:t>
-      </w:r>
-      <w:r>
-        <w:rPr>
-          <w:rFonts w:ascii="Times New Roman" w:hAnsi="Times New Roman"/>
-          <w:b w:val="0"/>
-          <w:i w:val="0"/>
-          <w:sz w:val="24"/>
-        </w:rPr>
-        <w:t>Utilizing the browser's native Web Crypto API enables hardware-accelerated key pair generation and symmetric data protection without requiring third-party security plugins. Private key material remains strictly within local browser memory, ensuring intermediate server relays store only protected payloads.</w:t>
+        <w:t>2. Decentralized Client-Side Data Protection — Utilizing browser-native Web Crypto APIs delivers hardware-accelerated key pair generation and payload ciphering without third-party plugins. Private key material stays in client browser memory, preventing intermediate servers from viewing plaintext messages.</w:t>
       </w:r>
     </w:p>
     <w:p>
@@ -272,22 +194,7 @@
         <w:jc w:val="both"/>
       </w:pPr>
       <w:r>
-        <w:rPr>
-          <w:rFonts w:ascii="Times New Roman" w:hAnsi="Times New Roman"/>
-          <w:b/>
-          <w:i w:val="0"/>
-          <w:sz w:val="24"/>
-        </w:rPr>
-        <w:t xml:space="preserve">Immutable Audit Trails via Permissioned Blockchain: </w:t>
-      </w:r>
-      <w:r>
-        <w:rPr>
-          <w:rFonts w:ascii="Times New Roman" w:hAnsi="Times New Roman"/>
-          <w:b w:val="0"/>
-          <w:i w:val="0"/>
-          <w:sz w:val="24"/>
-        </w:rPr>
-        <w:t>Deploying MessageVerifier.sol on a local Hyperledger Besu node under QBFT consensus establishes an undeniable proof mechanism for academic communications. Storing SHA-256 digital fingerprints on-chain ensures that any posterior database tampering or record deletion is immediately exposed via fingerprint mismatch.</w:t>
+        <w:t>3. Immutable Blockchain Audit Logs — Deploying MessageVerifier.sol on Hyperledger Besu provides verifiable proof of academic communications. Logging SHA-256 digests on-chain ensures any posterior database tampering or file modification creates an instant hash mismatch.</w:t>
       </w:r>
     </w:p>
     <w:p>
@@ -296,22 +203,7 @@
         <w:jc w:val="both"/>
       </w:pPr>
       <w:r>
-        <w:rPr>
-          <w:rFonts w:ascii="Times New Roman" w:hAnsi="Times New Roman"/>
-          <w:b/>
-          <w:i w:val="0"/>
-          <w:sz w:val="24"/>
-        </w:rPr>
-        <w:t xml:space="preserve">Practical Feasibility of Quantum-Inspired Key Simulation: </w:t>
-      </w:r>
-      <w:r>
-        <w:rPr>
-          <w:rFonts w:ascii="Times New Roman" w:hAnsi="Times New Roman"/>
-          <w:b w:val="0"/>
-          <w:i w:val="0"/>
-          <w:sz w:val="24"/>
-        </w:rPr>
-        <w:t>The TypeScript implementation of the BB84 protocol proves that post-quantum cryptographic concepts can be successfully integrated into standard web applications. The simulation provides an educational, interactive model demonstrating eavesdropping detection via QBER threshold evaluation.</w:t>
+        <w:t>4. Practical Post-Quantum Key Exchange Simulation — The TypeScript BB84 simulation demonstrates that quantum key distribution concepts can be incorporated into web applications, delivering an interactive educational model for eavesdropping detection via QBER analysis.</w:t>
       </w:r>
     </w:p>
     <w:p>
@@ -320,22 +212,7 @@
         <w:jc w:val="both"/>
       </w:pPr>
       <w:r>
-        <w:rPr>
-          <w:rFonts w:ascii="Times New Roman" w:hAnsi="Times New Roman"/>
-          <w:b/>
-          <w:i w:val="0"/>
-          <w:sz w:val="24"/>
-        </w:rPr>
-        <w:t xml:space="preserve">Governance via Admin-Controlled Role Verification: </w:t>
-      </w:r>
-      <w:r>
-        <w:rPr>
-          <w:rFonts w:ascii="Times New Roman" w:hAnsi="Times New Roman"/>
-          <w:b w:val="0"/>
-          <w:i w:val="0"/>
-          <w:sz w:val="24"/>
-        </w:rPr>
-        <w:t>Anchoring administrator-approved user roles on the Hyperledger Besu smart contract eliminates unauthorized identity spoofing, establishing trusted operational boundaries for academic interactions.</w:t>
+        <w:t>5. On-Chain Identity Verification — Anchoring administrator-approved roles onto the Besu smart contract prevents account impersonation and establishes clear authorization boundaries for institutional exchanges.</w:t>
       </w:r>
     </w:p>
     <w:p>
@@ -360,13 +237,7 @@
         <w:jc w:val="both"/>
       </w:pPr>
       <w:r>
-        <w:rPr>
-          <w:rFonts w:ascii="Times New Roman" w:hAnsi="Times New Roman"/>
-          <w:b w:val="0"/>
-          <w:i w:val="0"/>
-          <w:sz w:val="24"/>
-        </w:rPr>
-        <w:t>While QChat provides a robust reference implementation for secure institutional communication, future researchers, software engineers, and university IT departments can expand upon this work in several key directions:</w:t>
+        <w:t>While QChat offers a practical reference platform for secure academic communications, future research and engineering efforts can extend this system in five directions:</w:t>
       </w:r>
     </w:p>
     <w:p>
@@ -375,22 +246,7 @@
         <w:jc w:val="both"/>
       </w:pPr>
       <w:r>
-        <w:rPr>
-          <w:rFonts w:ascii="Times New Roman" w:hAnsi="Times New Roman"/>
-          <w:b/>
-          <w:i w:val="0"/>
-          <w:sz w:val="24"/>
-        </w:rPr>
-        <w:t xml:space="preserve">1. Multi-Node Consortium Blockchain Network Deployment: </w:t>
-      </w:r>
-      <w:r>
-        <w:rPr>
-          <w:rFonts w:ascii="Times New Roman" w:hAnsi="Times New Roman"/>
-          <w:b w:val="0"/>
-          <w:i w:val="0"/>
-          <w:sz w:val="24"/>
-        </w:rPr>
-        <w:t>The current verification layer operates on a single-node local Hyperledger Besu instance. Future work should deploy a multi-node permissioned consortium network distributed across independent university departments or federated institutions. This would enhance fault tolerance and decentralized consensus trust.</w:t>
+        <w:t>1. Multi-Node Consortium Blockchain Network — Expanding the single-node Besu testbed into a multi-node permissioned consortium distributed across university departments or federated institutions will enhance fault tolerance and decentralized trust.</w:t>
       </w:r>
     </w:p>
     <w:p>
@@ -399,22 +255,7 @@
         <w:jc w:val="both"/>
       </w:pPr>
       <w:r>
-        <w:rPr>
-          <w:rFonts w:ascii="Times New Roman" w:hAnsi="Times New Roman"/>
-          <w:b/>
-          <w:i w:val="0"/>
-          <w:sz w:val="24"/>
-        </w:rPr>
-        <w:t xml:space="preserve">2. Integration with Real Physical QKD Cloud APIs: </w:t>
-      </w:r>
-      <w:r>
-        <w:rPr>
-          <w:rFonts w:ascii="Times New Roman" w:hAnsi="Times New Roman"/>
-          <w:b w:val="0"/>
-          <w:i w:val="0"/>
-          <w:sz w:val="24"/>
-        </w:rPr>
-        <w:t>The BB84 module currently operates as a software simulation. Future iterations could interface with commercial Quantum Key Distribution (QKD) hardware cloud APIs (such as those offered by ID Quantique) to incorporate physical photon-generated key material into the session protection pipeline.</w:t>
+        <w:t>2. Commercial QKD Cloud API Integration — Replacing the software BB84 simulation with hardware QKD cloud APIs (e.g., Toshiba Quantum, ID Quantique) will incorporate physical photonic key material into the session protection pipeline.</w:t>
       </w:r>
     </w:p>
     <w:p>
@@ -423,22 +264,7 @@
         <w:jc w:val="both"/>
       </w:pPr>
       <w:r>
-        <w:rPr>
-          <w:rFonts w:ascii="Times New Roman" w:hAnsi="Times New Roman"/>
-          <w:b/>
-          <w:i w:val="0"/>
-          <w:sz w:val="24"/>
-        </w:rPr>
-        <w:t xml:space="preserve">3. Institutional Federated Single Sign-On (SSO) and LMS Integration: </w:t>
-      </w:r>
-      <w:r>
-        <w:rPr>
-          <w:rFonts w:ascii="Times New Roman" w:hAnsi="Times New Roman"/>
-          <w:b w:val="0"/>
-          <w:i w:val="0"/>
-          <w:sz w:val="24"/>
-        </w:rPr>
-        <w:t>Future developments should integrate OAuth2, SAML 2.0, and Learning Tools Interoperability (LTI) standards to enable single sign-on using existing university credentials and direct integration with platforms like Moodle and Canvas.</w:t>
+        <w:t>3. Institutional Federated Single Sign-On (SSO) — Integrating OAuth2, SAML 2.0, and LTI standards will enable single sign-on using existing university credentials and direct integration with learning management portals (Moodle, Canvas).</w:t>
       </w:r>
     </w:p>
     <w:p>
@@ -447,22 +273,7 @@
         <w:jc w:val="both"/>
       </w:pPr>
       <w:r>
-        <w:rPr>
-          <w:rFonts w:ascii="Times New Roman" w:hAnsi="Times New Roman"/>
-          <w:b/>
-          <w:i w:val="0"/>
-          <w:sz w:val="24"/>
-        </w:rPr>
-        <w:t xml:space="preserve">4. Cross-Platform Native Mobile Applications: </w:t>
-      </w:r>
-      <w:r>
-        <w:rPr>
-          <w:rFonts w:ascii="Times New Roman" w:hAnsi="Times New Roman"/>
-          <w:b w:val="0"/>
-          <w:i w:val="0"/>
-          <w:sz w:val="24"/>
-        </w:rPr>
-        <w:t>Expanding the presentation layer to React Native would extend QChat to mobile devices (iOS and Android) while utilizing mobile device Secure Enclaves for private key storage.</w:t>
+        <w:t>4. Cross-Platform Native Mobile Applications — Porting the presentation layer to React Native will extend QChat to iOS and Android devices, leveraging mobile Secure Enclave hardware for private key storage.</w:t>
       </w:r>
     </w:p>
     <w:p>
@@ -471,22 +282,7 @@
         <w:jc w:val="both"/>
       </w:pPr>
       <w:r>
-        <w:rPr>
-          <w:rFonts w:ascii="Times New Roman" w:hAnsi="Times New Roman"/>
-          <w:b/>
-          <w:i w:val="0"/>
-          <w:sz w:val="24"/>
-        </w:rPr>
-        <w:t xml:space="preserve">5. Automated High-Volume Stress and Load Testing: </w:t>
-      </w:r>
-      <w:r>
-        <w:rPr>
-          <w:rFonts w:ascii="Times New Roman" w:hAnsi="Times New Roman"/>
-          <w:b w:val="0"/>
-          <w:i w:val="0"/>
-          <w:sz w:val="24"/>
-        </w:rPr>
-        <w:t>Conducting simulated load testing across 1,000+ concurrent user streams would provide valuable performance metrics regarding Convex WebSocket connection scaling and Besu transaction pool throughput under heavy load.</w:t>
+        <w:t>5. Automated High-Volume Load Testing — Conducting load testing across 1,000+ concurrent user connections will evaluate Convex WebSocket scaling boundaries and Besu transaction pool throughput under high concurrency.</w:t>
       </w:r>
     </w:p>
     <w:sectPr>

--- a/Documentation/Chapter_5_Conclusion_Recommendations.docx
+++ b/Documentation/Chapter_5_Conclusion_Recommendations.docx
@@ -4,290 +4,277 @@
   <w:body>
     <w:p>
       <w:pPr>
-        <w:spacing w:before="0" w:after="80"/>
-        <w:jc w:val="center"/>
+        <w:pStyle w:val="Heading1"/>
       </w:pPr>
       <w:r>
         <w:rPr>
-          <w:rFonts w:ascii="Times New Roman" w:hAnsi="Times New Roman"/>
+          <w:rFonts w:ascii="Times New Roman" w:hAnsi="Times New Roman" w:eastAsia="Times New Roman"/>
           <w:b/>
           <w:i w:val="0"/>
-          <w:color w:val="003366"/>
-          <w:sz w:val="36"/>
+          <w:color w:val="000000"/>
+          <w:sz w:val="28"/>
         </w:rPr>
-        <w:t>CHAPTER 5</w:t>
+        <w:t>Chapter 5</w:t>
       </w:r>
     </w:p>
     <w:p>
       <w:pPr>
-        <w:spacing w:before="0" w:after="240"/>
-        <w:jc w:val="center"/>
+        <w:pStyle w:val="Heading1"/>
       </w:pPr>
       <w:r>
         <w:rPr>
-          <w:rFonts w:ascii="Times New Roman" w:hAnsi="Times New Roman"/>
+          <w:rFonts w:ascii="Times New Roman" w:hAnsi="Times New Roman" w:eastAsia="Times New Roman"/>
           <w:b/>
           <w:i w:val="0"/>
-          <w:color w:val="1F497D"/>
-          <w:sz w:val="32"/>
+          <w:color w:val="000000"/>
+          <w:sz w:val="28"/>
         </w:rPr>
-        <w:t>CONCLUSION AND RECOMMENDATIONS</w:t>
+        <w:t>Conclusion and Recommendations</w:t>
       </w:r>
     </w:p>
     <w:p>
       <w:pPr>
-        <w:spacing w:before="40" w:after="40"/>
-        <w:pBdr>
-          <w:bottom w:val="single" w:sz="6" w:space="1" w:color="1F497D"/>
-        </w:pBdr>
-      </w:pPr>
-    </w:p>
-    <w:p>
-      <w:pPr>
-        <w:spacing w:before="0" w:after="240"/>
-        <w:jc w:val="left"/>
-      </w:pPr>
-    </w:p>
-    <w:p>
-      <w:pPr>
-        <w:spacing w:before="360" w:after="120"/>
-        <w:jc w:val="left"/>
+        <w:pStyle w:val="Heading2"/>
       </w:pPr>
       <w:r>
         <w:rPr>
-          <w:rFonts w:ascii="Times New Roman" w:hAnsi="Times New Roman"/>
+          <w:rFonts w:ascii="Times New Roman" w:hAnsi="Times New Roman" w:eastAsia="Times New Roman"/>
           <w:b/>
           <w:i w:val="0"/>
-          <w:color w:val="003366"/>
-          <w:sz w:val="32"/>
+          <w:color w:val="000000"/>
+          <w:sz w:val="26"/>
         </w:rPr>
-        <w:t>5.1  Summary of the Study</w:t>
+        <w:t>5.1 System Implementation Summary</w:t>
       </w:r>
     </w:p>
     <w:p>
       <w:pPr>
-        <w:spacing w:before="0" w:after="160"/>
-        <w:jc w:val="both"/>
+        <w:ind w:firstLine="720"/>
       </w:pPr>
       <w:r>
-        <w:t>This project tackled a core challenge in higher education digital infrastructure: designing a communication platform that combines real-time user responsiveness with cryptographic message verification, client-side data protection, and post-quantum key distribution concepts. Conventional academic communications rely on commercial chat tools, email, or LMS portals whose centralized database records remain exposed to internal modifications, timestamp tampering, and unresolvable administrative disputes.</w:t>
+        <w:rPr>
+          <w:rFonts w:ascii="Times New Roman" w:hAnsi="Times New Roman" w:eastAsia="Times New Roman"/>
+          <w:b w:val="0"/>
+          <w:i w:val="0"/>
+          <w:color w:val="000000"/>
+          <w:sz w:val="24"/>
+        </w:rPr>
+        <w:t>QChat demonstrates a functional hybrid architecture combining real-time cloud data delivery with private blockchain immutability. By utilizing Convex for high-frequency messaging state and Hyperledger Besu for SHA-256 payload digest logging, the platform maintains responsive user interaction while preserving tamper-evident audit trails.</w:t>
       </w:r>
     </w:p>
     <w:p>
       <w:pPr>
-        <w:spacing w:before="0" w:after="160"/>
-        <w:jc w:val="both"/>
+        <w:pStyle w:val="Heading2"/>
       </w:pPr>
       <w:r>
-        <w:t>To eliminate these vulnerabilities, we designed, built, and evaluated QChat—a hybrid Web2/Web3 institutional messaging system operating across three functional tiers:</w:t>
+        <w:rPr>
+          <w:rFonts w:ascii="Times New Roman" w:hAnsi="Times New Roman" w:eastAsia="Times New Roman"/>
+          <w:b/>
+          <w:i w:val="0"/>
+          <w:color w:val="000000"/>
+          <w:sz w:val="26"/>
+        </w:rPr>
+        <w:t>5.2 Conclusions</w:t>
       </w:r>
     </w:p>
     <w:p>
       <w:pPr>
-        <w:pStyle w:val="ListBullet"/>
-        <w:spacing w:after="80"/>
-        <w:ind w:left="360"/>
+        <w:ind w:firstLine="720"/>
       </w:pPr>
       <w:r>
-        <w:t>Presentation Tier — A responsive Single Page Application engineered with React 19, TypeScript, and Vite, featuring tailored screens for student registration, lecturer credential verification, sensitive-mode direct chat, community Q&amp;A forums, and administrative governance.</w:t>
+        <w:rPr>
+          <w:rFonts w:ascii="Times New Roman" w:hAnsi="Times New Roman" w:eastAsia="Times New Roman"/>
+          <w:b w:val="0"/>
+          <w:i w:val="0"/>
+          <w:color w:val="000000"/>
+          <w:sz w:val="24"/>
+        </w:rPr>
+        <w:t>The key technical conclusions derived from this project include:</w:t>
       </w:r>
     </w:p>
     <w:p>
       <w:pPr>
-        <w:pStyle w:val="ListBullet"/>
-        <w:spacing w:after="80"/>
-        <w:ind w:left="360"/>
+        <w:pStyle w:val="ListNumber"/>
       </w:pPr>
       <w:r>
-        <w:t>Application Tier — A Convex serverless database managing nine relational collections, serving real-time WebSocket state subscriptions, binary document storage, and notification dispatches.</w:t>
+        <w:rPr>
+          <w:rFonts w:ascii="Times New Roman" w:hAnsi="Times New Roman" w:eastAsia="Times New Roman"/>
+          <w:b w:val="0"/>
+          <w:i w:val="0"/>
+          <w:color w:val="000000"/>
+          <w:sz w:val="24"/>
+        </w:rPr>
+        <w:t>Hybrid cloud/ledger architectures effectively reconcile real-time messaging performance with immutable audit logging.</w:t>
       </w:r>
     </w:p>
     <w:p>
       <w:pPr>
-        <w:pStyle w:val="ListBullet"/>
-        <w:spacing w:after="80"/>
-        <w:ind w:left="360"/>
+        <w:pStyle w:val="ListNumber"/>
       </w:pPr>
       <w:r>
-        <w:t>Verification Tier — A local Hyperledger Besu private blockchain running QBFT zero-gas consensus (ChainId 1337). A Solidity smart contract (MessageVerifier.sol) permanently records SHA-256 message digests and registers administrator-approved user roles on-chain.</w:t>
+        <w:rPr>
+          <w:rFonts w:ascii="Times New Roman" w:hAnsi="Times New Roman" w:eastAsia="Times New Roman"/>
+          <w:b w:val="0"/>
+          <w:i w:val="0"/>
+          <w:color w:val="000000"/>
+          <w:sz w:val="24"/>
+        </w:rPr>
+        <w:t>Client-side W3C Web Crypto APIs enable robust in-browser payload encryption without relying on external cryptography libraries.</w:t>
       </w:r>
     </w:p>
     <w:p>
       <w:pPr>
-        <w:spacing w:before="0" w:after="160"/>
-        <w:jc w:val="both"/>
+        <w:pStyle w:val="ListNumber"/>
       </w:pPr>
       <w:r>
-        <w:t>In addition, QChat leverages browser-native cryptography via the Web Crypto API (window.crypto.subtle) to provision 2048-bit RSA-OAEP key pairs upon initial login and execute AES-GCM-256 payload encryption directly in client memory. To model post-quantum key agreement, a TypeScript BB84 simulation module (bb84.ts) simulates photon polarization exchanges, basis sifting, and QBER threshold evaluation to derive 256-bit symmetric session keys.</w:t>
+        <w:rPr>
+          <w:rFonts w:ascii="Times New Roman" w:hAnsi="Times New Roman" w:eastAsia="Times New Roman"/>
+          <w:b w:val="0"/>
+          <w:i w:val="0"/>
+          <w:color w:val="000000"/>
+          <w:sz w:val="24"/>
+        </w:rPr>
+        <w:t>Private permissioned ledgers running zero-gas consensus allow institutional hash logging without transaction fee costs.</w:t>
       </w:r>
     </w:p>
     <w:p>
       <w:pPr>
-        <w:spacing w:before="0" w:after="160"/>
-        <w:jc w:val="both"/>
+        <w:pStyle w:val="ListNumber"/>
       </w:pPr>
       <w:r>
-        <w:t>System evaluation encompassed automated cryptographic unit tests, structured User Acceptance Testing (UAT) across student, lecturer, and administrator personas, and local performance benchmarking. Empirical results confirmed sub-50ms real-time data delivery (48 ms), low-latency encryption (2.1 ms), fast BB84 key simulation (12 ms), and quick zero-gas blockchain finality (380 ms), achieving a 100% pass rate across all UAT test cases.</w:t>
+        <w:rPr>
+          <w:rFonts w:ascii="Times New Roman" w:hAnsi="Times New Roman" w:eastAsia="Times New Roman"/>
+          <w:b w:val="0"/>
+          <w:i w:val="0"/>
+          <w:color w:val="000000"/>
+          <w:sz w:val="24"/>
+        </w:rPr>
+        <w:t>Software simulation of BB84 sifting and QBER abort thresholds provides an accessible educational model for quantum cryptography concepts.</w:t>
       </w:r>
     </w:p>
     <w:p>
       <w:pPr>
-        <w:spacing w:before="360" w:after="120"/>
-        <w:jc w:val="left"/>
+        <w:pStyle w:val="ListNumber"/>
       </w:pPr>
       <w:r>
         <w:rPr>
-          <w:rFonts w:ascii="Times New Roman" w:hAnsi="Times New Roman"/>
-          <w:b/>
+          <w:rFonts w:ascii="Times New Roman" w:hAnsi="Times New Roman" w:eastAsia="Times New Roman"/>
+          <w:b w:val="0"/>
           <w:i w:val="0"/>
-          <w:color w:val="003366"/>
-          <w:sz w:val="32"/>
+          <w:color w:val="000000"/>
+          <w:sz w:val="24"/>
         </w:rPr>
-        <w:t>5.2  Conclusion</w:t>
+        <w:t>Dual-layer role verification effectively binds cloud profile data to immutable ledger state.</w:t>
       </w:r>
     </w:p>
     <w:p>
       <w:pPr>
-        <w:spacing w:before="0" w:after="160"/>
-        <w:jc w:val="both"/>
+        <w:pStyle w:val="Heading2"/>
       </w:pPr>
       <w:r>
-        <w:t>Empirical results demonstrate that the primary research objective was fully achieved. QChat proves that a hybrid Web2/Web3 architecture resolves the long-standing trade-off between real-time communication performance and un-manipulable ledger auditability.</w:t>
+        <w:rPr>
+          <w:rFonts w:ascii="Times New Roman" w:hAnsi="Times New Roman" w:eastAsia="Times New Roman"/>
+          <w:b/>
+          <w:i w:val="0"/>
+          <w:color w:val="000000"/>
+          <w:sz w:val="26"/>
+        </w:rPr>
+        <w:t>5.3 System Limitations and Future Engineering Recommendations</w:t>
       </w:r>
     </w:p>
     <w:p>
       <w:pPr>
-        <w:spacing w:before="0" w:after="160"/>
-        <w:jc w:val="both"/>
+        <w:ind w:firstLine="720"/>
       </w:pPr>
       <w:r>
         <w:rPr>
-          <w:rFonts w:ascii="Times New Roman" w:hAnsi="Times New Roman"/>
+          <w:rFonts w:ascii="Times New Roman" w:hAnsi="Times New Roman" w:eastAsia="Times New Roman"/>
           <w:b w:val="0"/>
           <w:i w:val="0"/>
+          <w:color w:val="000000"/>
           <w:sz w:val="24"/>
         </w:rPr>
-        <w:t>Specific conclusions drawn from the completion of the six project objectives include:</w:t>
+        <w:t>The project team recommends the following enhancements for future research cycles:</w:t>
       </w:r>
     </w:p>
     <w:p>
       <w:pPr>
-        <w:spacing w:before="0" w:after="120"/>
-        <w:jc w:val="both"/>
+        <w:pStyle w:val="ListNumber"/>
       </w:pPr>
       <w:r>
-        <w:t>1. Real-Time Performance &amp; Serverless Execution — Offloading interactive chat streams, Q&amp;A feeds, and file uploads to Convex reactive subscriptions preserves sub-50ms delivery latency, confirming that Web3 auditing can be integrated without compromising user experience.</w:t>
+        <w:rPr>
+          <w:rFonts w:ascii="Times New Roman" w:hAnsi="Times New Roman" w:eastAsia="Times New Roman"/>
+          <w:b w:val="0"/>
+          <w:i w:val="0"/>
+          <w:color w:val="000000"/>
+          <w:sz w:val="24"/>
+        </w:rPr>
+        <w:t>Multi-Node Consortium Deployment: Expand the local single-node Besu setup into a multi-validator QBFT consortium distributed across institutional departments.</w:t>
       </w:r>
     </w:p>
     <w:p>
       <w:pPr>
-        <w:spacing w:before="0" w:after="120"/>
-        <w:jc w:val="both"/>
+        <w:pStyle w:val="ListNumber"/>
       </w:pPr>
       <w:r>
-        <w:t>2. Decentralized Client-Side Data Protection — Utilizing browser-native Web Crypto APIs delivers hardware-accelerated key pair generation and payload ciphering without third-party plugins. Private key material stays in client browser memory, preventing intermediate servers from viewing plaintext messages.</w:t>
+        <w:rPr>
+          <w:rFonts w:ascii="Times New Roman" w:hAnsi="Times New Roman" w:eastAsia="Times New Roman"/>
+          <w:b w:val="0"/>
+          <w:i w:val="0"/>
+          <w:color w:val="000000"/>
+          <w:sz w:val="24"/>
+        </w:rPr>
+        <w:t>NIST Post-Quantum Cryptography Integration: Upgrade the BB84 educational simulator to include standardized post-quantum algorithms such as ML-KEM (Kyber) for production key exchange (Bernstein &amp; Lange, 2017).</w:t>
       </w:r>
     </w:p>
     <w:p>
       <w:pPr>
-        <w:spacing w:before="0" w:after="120"/>
-        <w:jc w:val="both"/>
+        <w:pStyle w:val="ListNumber"/>
       </w:pPr>
       <w:r>
-        <w:t>3. Immutable Blockchain Audit Logs — Deploying MessageVerifier.sol on Hyperledger Besu provides verifiable proof of academic communications. Logging SHA-256 digests on-chain ensures any posterior database tampering or file modification creates an instant hash mismatch.</w:t>
+        <w:rPr>
+          <w:rFonts w:ascii="Times New Roman" w:hAnsi="Times New Roman" w:eastAsia="Times New Roman"/>
+          <w:b w:val="0"/>
+          <w:i w:val="0"/>
+          <w:color w:val="000000"/>
+          <w:sz w:val="24"/>
+        </w:rPr>
+        <w:t>Institutional Single Sign-On (SSO): Integrate SAML 2.0 / OAuth 2.0 identity providers to replace local account credentials.</w:t>
       </w:r>
     </w:p>
     <w:p>
       <w:pPr>
-        <w:spacing w:before="0" w:after="120"/>
-        <w:jc w:val="both"/>
+        <w:pStyle w:val="ListNumber"/>
       </w:pPr>
       <w:r>
-        <w:t>4. Practical Post-Quantum Key Exchange Simulation — The TypeScript BB84 simulation demonstrates that quantum key distribution concepts can be incorporated into web applications, delivering an interactive educational model for eavesdropping detection via QBER analysis.</w:t>
+        <w:rPr>
+          <w:rFonts w:ascii="Times New Roman" w:hAnsi="Times New Roman" w:eastAsia="Times New Roman"/>
+          <w:b w:val="0"/>
+          <w:i w:val="0"/>
+          <w:color w:val="000000"/>
+          <w:sz w:val="24"/>
+        </w:rPr>
+        <w:t>Mobile Web Crypto Optimization: Adapt the React frontend into React Native with native hardware security module (HSM) key storage.</w:t>
       </w:r>
     </w:p>
     <w:p>
       <w:pPr>
-        <w:spacing w:before="0" w:after="120"/>
-        <w:jc w:val="both"/>
-      </w:pPr>
-      <w:r>
-        <w:t>5. On-Chain Identity Verification — Anchoring administrator-approved roles onto the Besu smart contract prevents account impersonation and establishes clear authorization boundaries for institutional exchanges.</w:t>
-      </w:r>
-    </w:p>
-    <w:p>
-      <w:pPr>
-        <w:spacing w:before="360" w:after="120"/>
-        <w:jc w:val="left"/>
+        <w:pStyle w:val="ListNumber"/>
       </w:pPr>
       <w:r>
         <w:rPr>
-          <w:rFonts w:ascii="Times New Roman" w:hAnsi="Times New Roman"/>
-          <w:b/>
+          <w:rFonts w:ascii="Times New Roman" w:hAnsi="Times New Roman" w:eastAsia="Times New Roman"/>
+          <w:b w:val="0"/>
           <w:i w:val="0"/>
-          <w:color w:val="003366"/>
-          <w:sz w:val="32"/>
+          <w:color w:val="000000"/>
+          <w:sz w:val="24"/>
         </w:rPr>
-        <w:t>5.3  Recommendations and Future Work</w:t>
-      </w:r>
-    </w:p>
-    <w:p>
-      <w:pPr>
-        <w:spacing w:before="0" w:after="160"/>
-        <w:jc w:val="both"/>
-      </w:pPr>
-      <w:r>
-        <w:t>While QChat offers a practical reference platform for secure academic communications, future research and engineering efforts can extend this system in five directions:</w:t>
-      </w:r>
-    </w:p>
-    <w:p>
-      <w:pPr>
-        <w:spacing w:before="0" w:after="160"/>
-        <w:jc w:val="both"/>
-      </w:pPr>
-      <w:r>
-        <w:t>1. Multi-Node Consortium Blockchain Network — Expanding the single-node Besu testbed into a multi-node permissioned consortium distributed across university departments or federated institutions will enhance fault tolerance and decentralized trust.</w:t>
-      </w:r>
-    </w:p>
-    <w:p>
-      <w:pPr>
-        <w:spacing w:before="0" w:after="160"/>
-        <w:jc w:val="both"/>
-      </w:pPr>
-      <w:r>
-        <w:t>2. Commercial QKD Cloud API Integration — Replacing the software BB84 simulation with hardware QKD cloud APIs (e.g., Toshiba Quantum, ID Quantique) will incorporate physical photonic key material into the session protection pipeline.</w:t>
-      </w:r>
-    </w:p>
-    <w:p>
-      <w:pPr>
-        <w:spacing w:before="0" w:after="160"/>
-        <w:jc w:val="both"/>
-      </w:pPr>
-      <w:r>
-        <w:t>3. Institutional Federated Single Sign-On (SSO) — Integrating OAuth2, SAML 2.0, and LTI standards will enable single sign-on using existing university credentials and direct integration with learning management portals (Moodle, Canvas).</w:t>
-      </w:r>
-    </w:p>
-    <w:p>
-      <w:pPr>
-        <w:spacing w:before="0" w:after="160"/>
-        <w:jc w:val="both"/>
-      </w:pPr>
-      <w:r>
-        <w:t>4. Cross-Platform Native Mobile Applications — Porting the presentation layer to React Native will extend QChat to iOS and Android devices, leveraging mobile Secure Enclave hardware for private key storage.</w:t>
-      </w:r>
-    </w:p>
-    <w:p>
-      <w:pPr>
-        <w:spacing w:before="0" w:after="160"/>
-        <w:jc w:val="both"/>
-      </w:pPr>
-      <w:r>
-        <w:t>5. Automated High-Volume Load Testing — Conducting load testing across 1,000+ concurrent user connections will evaluate Convex WebSocket scaling boundaries and Besu transaction pool throughput under high concurrency.</w:t>
+        <w:t>Automated Benchmark Suites: Implement automated performance load testing under multi-user campus networks.</w:t>
       </w:r>
     </w:p>
     <w:sectPr>
       <w:pgSz w:w="12240" w:h="15840"/>
-      <w:pgMar w:top="1440" w:right="1440" w:bottom="1440" w:left="1440" w:header="720" w:footer="720" w:gutter="0"/>
+      <w:pgMar w:top="1440" w:right="1440" w:bottom="1440" w:left="1800" w:header="720" w:footer="720" w:gutter="0"/>
       <w:cols w:space="720"/>
       <w:docGrid w:linePitch="360"/>
     </w:sectPr>
@@ -658,6 +645,9 @@
     <w:name w:val="Normal"/>
     <w:qFormat/>
     <w:rsid w:val="00FC693F"/>
+    <w:pPr>
+      <w:spacing w:line="360" w:lineRule="auto" w:after="160"/>
+    </w:pPr>
     <w:rPr>
       <w:rFonts w:ascii="Times New Roman" w:hAnsi="Times New Roman"/>
       <w:sz w:val="24"/>

--- a/Documentation/Chapter_5_Conclusion_Recommendations.docx
+++ b/Documentation/Chapter_5_Conclusion_Recommendations.docx
@@ -59,7 +59,7 @@
           <w:color w:val="000000"/>
           <w:sz w:val="24"/>
         </w:rPr>
-        <w:t>QChat demonstrates a functional hybrid architecture combining real-time cloud data delivery with private blockchain immutability. By utilizing Convex for high-frequency messaging state and Hyperledger Besu for SHA-256 payload digest logging, the platform maintains responsive user interaction while preserving tamper-evident audit trails.</w:t>
+        <w:t>QCampus Connect demonstrates a functional hybrid architecture combining real-time cloud data delivery with private blockchain immutability. By utilizing Convex for high-frequency messaging state and Hyperledger Besu for SHA-256 payload digest logging, the platform maintains responsive user interaction while preserving tamper-evident audit trails.</w:t>
       </w:r>
     </w:p>
     <w:p>

--- a/Documentation/Chapter_5_Conclusion_Recommendations.docx
+++ b/Documentation/Chapter_5_Conclusion_Recommendations.docx
@@ -59,7 +59,7 @@
           <w:color w:val="000000"/>
           <w:sz w:val="24"/>
         </w:rPr>
-        <w:t>QCampus Connect demonstrates a functional hybrid architecture combining real-time cloud data delivery with private blockchain immutability. By utilizing Convex for high-frequency messaging state and Hyperledger Besu for SHA-256 payload digest logging, the platform maintains responsive user interaction while preserving tamper-evident audit trails.</w:t>
+        <w:t>QCampus Connect demonstrates an effective, role-verified academic Q&amp;A platform tailored for higher education institutions. By replacing intrusive personal phone calls and physical office queues with a structured, department-indexed digital forum, the platform bridges the academic communication gap between students and lecturers. Authoritative guidance from verified faculty is democratized across entire student cohorts, while private encrypted direct messaging provides an auxiliary channel for confidential consultations. The hybrid integration of Convex real-time persistence (Convex Development Team, 2024) and Hyperledger Besu blockchain immutability (Hyperledger Foundation, 2024; Wood, 2014) proves that institutional communication can achieve sub-100ms user interface reactivity alongside mathematically non-repudiable SHA-256 audit logs in MessageVerifier.sol.</w:t>
       </w:r>
     </w:p>
     <w:p>
@@ -89,7 +89,7 @@
           <w:color w:val="000000"/>
           <w:sz w:val="24"/>
         </w:rPr>
-        <w:t>The key technical conclusions derived from this project include:</w:t>
+        <w:t>The project yielded the following key conclusions:</w:t>
       </w:r>
     </w:p>
     <w:p>
@@ -104,7 +104,7 @@
           <w:color w:val="000000"/>
           <w:sz w:val="24"/>
         </w:rPr>
-        <w:t>Hybrid cloud/ledger architectures effectively reconcile real-time messaging performance with immutable audit logging.</w:t>
+        <w:t>Centralized academic Q&amp;A forums resolve the systemic communication bottlenecks of personal phone calls and office queuing in universities, preserving faculty privacy while preventing knowledge siloing.</w:t>
       </w:r>
     </w:p>
     <w:p>
@@ -119,7 +119,7 @@
           <w:color w:val="000000"/>
           <w:sz w:val="24"/>
         </w:rPr>
-        <w:t>Client-side W3C Web Crypto APIs enable robust in-browser payload encryption without relying on external cryptography libraries.</w:t>
+        <w:t>Restricting answer permissions to verified lecturers within targeted departments ensures high academic quality and eliminates the spread of misinformation.</w:t>
       </w:r>
     </w:p>
     <w:p>
@@ -134,7 +134,7 @@
           <w:color w:val="000000"/>
           <w:sz w:val="24"/>
         </w:rPr>
-        <w:t>Private permissioned ledgers running zero-gas consensus allow institutional hash logging without transaction fee costs.</w:t>
+        <w:t>Displaying verified academic ranks (Doctor, Professor, Engineer) establishes clear intellectual authority in digital campus dialogue.</w:t>
       </w:r>
     </w:p>
     <w:p>
@@ -149,7 +149,7 @@
           <w:color w:val="000000"/>
           <w:sz w:val="24"/>
         </w:rPr>
-        <w:t>Software simulation of BB84 sifting and QBER abort thresholds provides an accessible educational model for quantum cryptography concepts.</w:t>
+        <w:t>Hybrid cloud/ledger architectures deliver both real-time WebSocket responsiveness (via Convex) and immutable non-repudiable audit logging (via Hyperledger Besu with QBFT consensus).</w:t>
       </w:r>
     </w:p>
     <w:p>
@@ -164,7 +164,7 @@
           <w:color w:val="000000"/>
           <w:sz w:val="24"/>
         </w:rPr>
-        <w:t>Dual-layer role verification effectively binds cloud profile data to immutable ledger state.</w:t>
+        <w:t>In-browser cryptography utilizing the W3C Web Crypto API provides robust client-side confidentiality via RSA-OAEP 2048 and AES-GCM (NIST, 2001; MDN, 2024) without relying on untrusted third-party servers.</w:t>
       </w:r>
     </w:p>
     <w:p>
@@ -179,7 +179,7 @@
           <w:color w:val="000000"/>
           <w:sz w:val="26"/>
         </w:rPr>
-        <w:t>5.3 System Limitations and Future Engineering Recommendations</w:t>
+        <w:t>5.3 System Limitations and Future Engineering Works</w:t>
       </w:r>
     </w:p>
     <w:p>
@@ -194,7 +194,7 @@
           <w:color w:val="000000"/>
           <w:sz w:val="24"/>
         </w:rPr>
-        <w:t>The project team recommends the following enhancements for future research cycles:</w:t>
+        <w:t>To advance the prototype into a comprehensive enterprise platform for universities, the project team outlines five strategic future engineering works:</w:t>
       </w:r>
     </w:p>
     <w:p>
@@ -209,7 +209,7 @@
           <w:color w:val="000000"/>
           <w:sz w:val="24"/>
         </w:rPr>
-        <w:t>Multi-Node Consortium Deployment: Expand the local single-node Besu setup into a multi-validator QBFT consortium distributed across institutional departments.</w:t>
+        <w:t>Program-Specific Niching: Transition the platform from broad department-level categorizations down to granular, degree-program-specific feeds (for example, within the Department of Computer Science: B.Sc. Computer Science, B.Sc. Information Technology, and B.Sc. Data Science). This will allow students and lecturers to conduct highly specialized technical discussions, receive tailored curriculum updates, and address program-specific academic requirements.</w:t>
       </w:r>
     </w:p>
     <w:p>
@@ -224,7 +224,7 @@
           <w:color w:val="000000"/>
           <w:sz w:val="24"/>
         </w:rPr>
-        <w:t>NIST Post-Quantum Cryptography Integration: Upgrade the BB84 educational simulator to include standardized post-quantum algorithms such as ML-KEM (Kyber) for production key exchange (Bernstein &amp; Lange, 2017).</w:t>
+        <w:t>Dedicated Single Course Chatrooms: Implement unified, course-code-specific virtual collaborative rooms (such as CS 301 Database Systems) where the assigned course lecturer and registered students can interact in real time. These synchronized rooms will support virtual office hours, live review sessions, and collaborative problem-solving directly tied to active semester courses.</w:t>
       </w:r>
     </w:p>
     <w:p>
@@ -239,7 +239,7 @@
           <w:color w:val="000000"/>
           <w:sz w:val="24"/>
         </w:rPr>
-        <w:t>Institutional Single Sign-On (SSO): Integrate SAML 2.0 / OAuth 2.0 identity providers to replace local account credentials.</w:t>
+        <w:t>Automated AI-Driven Identity Verification: Integrate multimodal artificial intelligence and Optical Character Recognition (OCR) pipelines capable of reading physical student and staff identity cards, extracting credential fields (full name, identification number, and department), and cross-referencing this data against the university student information system (SIS) portal. This automated pipeline will verify new user registrations within 7 days, eliminating administrative bottlenecks.</w:t>
       </w:r>
     </w:p>
     <w:p>
@@ -254,7 +254,7 @@
           <w:color w:val="000000"/>
           <w:sz w:val="24"/>
         </w:rPr>
-        <w:t>Mobile Web Crypto Optimization: Adapt the React frontend into React Native with native hardware security module (HSM) key storage.</w:t>
+        <w:t>Departmental Notice Board and News Sidebar: Add a dedicated faculty broadcast panel in the navigation sidebar where verified lecturers can publish official departmental circulars, seminar announcements, and research calls. This feature will include search by title, hashtags, and recency; restricted visibility strictly to students and lecturers in that department; multi-format image and document attachments; and interactive comment sections for student inquiries.</w:t>
       </w:r>
     </w:p>
     <w:p>
@@ -269,7 +269,7 @@
           <w:color w:val="000000"/>
           <w:sz w:val="24"/>
         </w:rPr>
-        <w:t>Automated Benchmark Suites: Implement automated performance load testing under multi-user campus networks.</w:t>
+        <w:t>Multi-Node Blockchain Consortium Scaling: Scale the current single-node Hyperledger Besu deployment into a multi-node, multi-validator private consortium distributed across autonomous university units (such as the Central Administration/Registrar, School of Sciences, School of Engineering, and University Library). Running Quorum Byzantine Fault Tolerance (QBFT) consensus across independent institutional nodes ensures that no single department or server administrator can alter academic records, provides fault tolerance capable of withstanding up to f = (N - 1) / 3 compromised or offline nodes (Castro &amp; Liskov, 2002), and enables secure peer-to-peer ledger replication across multi-campus university environments with Solidity 0.8.20 smart contracts (Ethereum Foundation, 2024).</w:t>
       </w:r>
     </w:p>
     <w:sectPr>
